--- a/others/Filtration Guide.docx
+++ b/others/Filtration Guide.docx
@@ -9,6 +9,8 @@
           <w:lang w:val="en-US"/>
         </w:rPr>
       </w:pPr>
+      <w:bookmarkStart w:id="0" w:name="_GoBack"/>
+      <w:bookmarkEnd w:id="0"/>
       <w:r>
         <w:rPr>
           <w:u w:val="single"/>
@@ -1422,8 +1424,6 @@
         </w:rPr>
         <w:t xml:space="preserve"> – do not re-open before importation)</w:t>
       </w:r>
-      <w:bookmarkStart w:id="0" w:name="_GoBack"/>
-      <w:bookmarkEnd w:id="0"/>
     </w:p>
     <w:p>
       <w:pPr>
